--- a/lessons/3-1-flagship/homework.docx
+++ b/lessons/3-1-flagship/homework.docx
@@ -106,7 +106,55 @@
     </w:p>
     <w:p>
       <w:pPr>
-        <w:spacing w:after="60"/>
+        <w:keepNext/>
+        <w:spacing w:after="20" w:before="80"/>
+        <w:jc w:val="center"/>
+      </w:pPr>
+      <w:r>
+        <w:drawing>
+          <wp:inline distT="0" distB="0" distL="0" distR="0">
+            <wp:extent cx="1047750" cy="790575"/>
+            <wp:effectExtent t="0" r="0" b="0" l="0"/>
+            <wp:docPr id="1" name="" descr="" title=""/>
+            <wp:cNvGraphicFramePr>
+              <a:graphicFrameLocks xmlns:a="http://schemas.openxmlformats.org/drawingml/2006/main" noChangeAspect="1"/>
+            </wp:cNvGraphicFramePr>
+            <a:graphic xmlns:a="http://schemas.openxmlformats.org/drawingml/2006/main">
+              <a:graphicData uri="http://schemas.openxmlformats.org/drawingml/2006/picture">
+                <pic:pic xmlns:pic="http://schemas.openxmlformats.org/drawingml/2006/picture">
+                  <pic:nvPicPr>
+                    <pic:cNvPr id="0" name="" descr=""/>
+                    <pic:cNvPicPr>
+                      <a:picLocks noChangeAspect="1" noChangeArrowheads="1"/>
+                    </pic:cNvPicPr>
+                  </pic:nvPicPr>
+                  <pic:blipFill>
+                    <a:blip r:embed="rId7" cstate="none"/>
+                    <a:srcRect/>
+                    <a:stretch>
+                      <a:fillRect/>
+                    </a:stretch>
+                  </pic:blipFill>
+                  <pic:spPr bwMode="auto">
+                    <a:xfrm>
+                      <a:off x="0" y="0"/>
+                      <a:ext cx="1047750" cy="790575"/>
+                    </a:xfrm>
+                    <a:prstGeom prst="rect">
+                      <a:avLst/>
+                    </a:prstGeom>
+                  </pic:spPr>
+                </pic:pic>
+              </a:graphicData>
+            </a:graphic>
+          </wp:inline>
+        </w:drawing>
+      </w:r>
+    </w:p>
+    <w:p>
+      <w:pPr>
+        <w:keepNext/>
+        <w:spacing w:after="120"/>
       </w:pPr>
       <w:r>
         <w:rPr>
@@ -116,12 +164,60 @@
         <w:t xml:space="preserve">Ratio (Razón)</w:t>
       </w:r>
       <w:r>
-        <w:t xml:space="preserve"> — A comparison of two quantities using division or the word 'to'</w:t>
-      </w:r>
-    </w:p>
-    <w:p>
-      <w:pPr>
-        <w:spacing w:after="60"/>
+        <w:t xml:space="preserve"> — A way to compare two amounts, like 3 to 2.</w:t>
+      </w:r>
+    </w:p>
+    <w:p>
+      <w:pPr>
+        <w:keepNext/>
+        <w:spacing w:after="20" w:before="80"/>
+        <w:jc w:val="center"/>
+      </w:pPr>
+      <w:r>
+        <w:drawing>
+          <wp:inline distT="0" distB="0" distL="0" distR="0">
+            <wp:extent cx="1047750" cy="790575"/>
+            <wp:effectExtent t="0" r="0" b="0" l="0"/>
+            <wp:docPr id="1" name="" descr="" title=""/>
+            <wp:cNvGraphicFramePr>
+              <a:graphicFrameLocks xmlns:a="http://schemas.openxmlformats.org/drawingml/2006/main" noChangeAspect="1"/>
+            </wp:cNvGraphicFramePr>
+            <a:graphic xmlns:a="http://schemas.openxmlformats.org/drawingml/2006/main">
+              <a:graphicData uri="http://schemas.openxmlformats.org/drawingml/2006/picture">
+                <pic:pic xmlns:pic="http://schemas.openxmlformats.org/drawingml/2006/picture">
+                  <pic:nvPicPr>
+                    <pic:cNvPr id="0" name="" descr=""/>
+                    <pic:cNvPicPr>
+                      <a:picLocks noChangeAspect="1" noChangeArrowheads="1"/>
+                    </pic:cNvPicPr>
+                  </pic:nvPicPr>
+                  <pic:blipFill>
+                    <a:blip r:embed="rId7" cstate="none"/>
+                    <a:srcRect/>
+                    <a:stretch>
+                      <a:fillRect/>
+                    </a:stretch>
+                  </pic:blipFill>
+                  <pic:spPr bwMode="auto">
+                    <a:xfrm>
+                      <a:off x="0" y="0"/>
+                      <a:ext cx="1047750" cy="790575"/>
+                    </a:xfrm>
+                    <a:prstGeom prst="rect">
+                      <a:avLst/>
+                    </a:prstGeom>
+                  </pic:spPr>
+                </pic:pic>
+              </a:graphicData>
+            </a:graphic>
+          </wp:inline>
+        </w:drawing>
+      </w:r>
+    </w:p>
+    <w:p>
+      <w:pPr>
+        <w:keepNext/>
+        <w:spacing w:after="120"/>
       </w:pPr>
       <w:r>
         <w:rPr>
@@ -131,12 +227,60 @@
         <w:t xml:space="preserve">Comparison (Comparación)</w:t>
       </w:r>
       <w:r>
-        <w:t xml:space="preserve"> — Examining two or more quantities to see how they relate</w:t>
-      </w:r>
-    </w:p>
-    <w:p>
-      <w:pPr>
-        <w:spacing w:after="60"/>
+        <w:t xml:space="preserve"> — Looking at two or more amounts to see how they are related.</w:t>
+      </w:r>
+    </w:p>
+    <w:p>
+      <w:pPr>
+        <w:keepNext/>
+        <w:spacing w:after="20" w:before="80"/>
+        <w:jc w:val="center"/>
+      </w:pPr>
+      <w:r>
+        <w:drawing>
+          <wp:inline distT="0" distB="0" distL="0" distR="0">
+            <wp:extent cx="1047750" cy="790575"/>
+            <wp:effectExtent t="0" r="0" b="0" l="0"/>
+            <wp:docPr id="1" name="" descr="" title=""/>
+            <wp:cNvGraphicFramePr>
+              <a:graphicFrameLocks xmlns:a="http://schemas.openxmlformats.org/drawingml/2006/main" noChangeAspect="1"/>
+            </wp:cNvGraphicFramePr>
+            <a:graphic xmlns:a="http://schemas.openxmlformats.org/drawingml/2006/main">
+              <a:graphicData uri="http://schemas.openxmlformats.org/drawingml/2006/picture">
+                <pic:pic xmlns:pic="http://schemas.openxmlformats.org/drawingml/2006/picture">
+                  <pic:nvPicPr>
+                    <pic:cNvPr id="0" name="" descr=""/>
+                    <pic:cNvPicPr>
+                      <a:picLocks noChangeAspect="1" noChangeArrowheads="1"/>
+                    </pic:cNvPicPr>
+                  </pic:nvPicPr>
+                  <pic:blipFill>
+                    <a:blip r:embed="rId7" cstate="none"/>
+                    <a:srcRect/>
+                    <a:stretch>
+                      <a:fillRect/>
+                    </a:stretch>
+                  </pic:blipFill>
+                  <pic:spPr bwMode="auto">
+                    <a:xfrm>
+                      <a:off x="0" y="0"/>
+                      <a:ext cx="1047750" cy="790575"/>
+                    </a:xfrm>
+                    <a:prstGeom prst="rect">
+                      <a:avLst/>
+                    </a:prstGeom>
+                  </pic:spPr>
+                </pic:pic>
+              </a:graphicData>
+            </a:graphic>
+          </wp:inline>
+        </w:drawing>
+      </w:r>
+    </w:p>
+    <w:p>
+      <w:pPr>
+        <w:keepNext/>
+        <w:spacing w:after="120"/>
       </w:pPr>
       <w:r>
         <w:rPr>
@@ -146,12 +290,60 @@
         <w:t xml:space="preserve">Part-to-part (Parte a parte)</w:t>
       </w:r>
       <w:r>
-        <w:t xml:space="preserve"> — A ratio that compares one part of a group to another part</w:t>
-      </w:r>
-    </w:p>
-    <w:p>
-      <w:pPr>
-        <w:spacing w:after="60"/>
+        <w:t xml:space="preserve"> — A ratio comparing one part of a group to another part.</w:t>
+      </w:r>
+    </w:p>
+    <w:p>
+      <w:pPr>
+        <w:keepNext/>
+        <w:spacing w:after="20" w:before="80"/>
+        <w:jc w:val="center"/>
+      </w:pPr>
+      <w:r>
+        <w:drawing>
+          <wp:inline distT="0" distB="0" distL="0" distR="0">
+            <wp:extent cx="1047750" cy="790575"/>
+            <wp:effectExtent t="0" r="0" b="0" l="0"/>
+            <wp:docPr id="1" name="" descr="" title=""/>
+            <wp:cNvGraphicFramePr>
+              <a:graphicFrameLocks xmlns:a="http://schemas.openxmlformats.org/drawingml/2006/main" noChangeAspect="1"/>
+            </wp:cNvGraphicFramePr>
+            <a:graphic xmlns:a="http://schemas.openxmlformats.org/drawingml/2006/main">
+              <a:graphicData uri="http://schemas.openxmlformats.org/drawingml/2006/picture">
+                <pic:pic xmlns:pic="http://schemas.openxmlformats.org/drawingml/2006/picture">
+                  <pic:nvPicPr>
+                    <pic:cNvPr id="0" name="" descr=""/>
+                    <pic:cNvPicPr>
+                      <a:picLocks noChangeAspect="1" noChangeArrowheads="1"/>
+                    </pic:cNvPicPr>
+                  </pic:nvPicPr>
+                  <pic:blipFill>
+                    <a:blip r:embed="rId7" cstate="none"/>
+                    <a:srcRect/>
+                    <a:stretch>
+                      <a:fillRect/>
+                    </a:stretch>
+                  </pic:blipFill>
+                  <pic:spPr bwMode="auto">
+                    <a:xfrm>
+                      <a:off x="0" y="0"/>
+                      <a:ext cx="1047750" cy="790575"/>
+                    </a:xfrm>
+                    <a:prstGeom prst="rect">
+                      <a:avLst/>
+                    </a:prstGeom>
+                  </pic:spPr>
+                </pic:pic>
+              </a:graphicData>
+            </a:graphic>
+          </wp:inline>
+        </w:drawing>
+      </w:r>
+    </w:p>
+    <w:p>
+      <w:pPr>
+        <w:keepNext/>
+        <w:spacing w:after="120"/>
       </w:pPr>
       <w:r>
         <w:rPr>
@@ -161,12 +353,60 @@
         <w:t xml:space="preserve">Part-to-whole (Parte a todo)</w:t>
       </w:r>
       <w:r>
-        <w:t xml:space="preserve"> — A ratio that compares one part to the entire group</w:t>
-      </w:r>
-    </w:p>
-    <w:p>
-      <w:pPr>
-        <w:spacing w:after="60"/>
+        <w:t xml:space="preserve"> — A ratio comparing one part to the whole group.</w:t>
+      </w:r>
+    </w:p>
+    <w:p>
+      <w:pPr>
+        <w:keepNext/>
+        <w:spacing w:after="20" w:before="80"/>
+        <w:jc w:val="center"/>
+      </w:pPr>
+      <w:r>
+        <w:drawing>
+          <wp:inline distT="0" distB="0" distL="0" distR="0">
+            <wp:extent cx="1047750" cy="790575"/>
+            <wp:effectExtent t="0" r="0" b="0" l="0"/>
+            <wp:docPr id="1" name="" descr="" title=""/>
+            <wp:cNvGraphicFramePr>
+              <a:graphicFrameLocks xmlns:a="http://schemas.openxmlformats.org/drawingml/2006/main" noChangeAspect="1"/>
+            </wp:cNvGraphicFramePr>
+            <a:graphic xmlns:a="http://schemas.openxmlformats.org/drawingml/2006/main">
+              <a:graphicData uri="http://schemas.openxmlformats.org/drawingml/2006/picture">
+                <pic:pic xmlns:pic="http://schemas.openxmlformats.org/drawingml/2006/picture">
+                  <pic:nvPicPr>
+                    <pic:cNvPr id="0" name="" descr=""/>
+                    <pic:cNvPicPr>
+                      <a:picLocks noChangeAspect="1" noChangeArrowheads="1"/>
+                    </pic:cNvPicPr>
+                  </pic:nvPicPr>
+                  <pic:blipFill>
+                    <a:blip r:embed="rId7" cstate="none"/>
+                    <a:srcRect/>
+                    <a:stretch>
+                      <a:fillRect/>
+                    </a:stretch>
+                  </pic:blipFill>
+                  <pic:spPr bwMode="auto">
+                    <a:xfrm>
+                      <a:off x="0" y="0"/>
+                      <a:ext cx="1047750" cy="790575"/>
+                    </a:xfrm>
+                    <a:prstGeom prst="rect">
+                      <a:avLst/>
+                    </a:prstGeom>
+                  </pic:spPr>
+                </pic:pic>
+              </a:graphicData>
+            </a:graphic>
+          </wp:inline>
+        </w:drawing>
+      </w:r>
+    </w:p>
+    <w:p>
+      <w:pPr>
+        <w:keepNext/>
+        <w:spacing w:after="120"/>
       </w:pPr>
       <w:r>
         <w:rPr>
@@ -176,7 +416,7 @@
         <w:t xml:space="preserve">Colon notation (Notación con dos puntos)</w:t>
       </w:r>
       <w:r>
-        <w:t xml:space="preserve"> — A way to write a ratio using a colon between the two quantities</w:t>
+        <w:t xml:space="preserve"> — Writing a ratio with two dots between the numbers, like 3:2.</w:t>
       </w:r>
     </w:p>
     <w:p>

--- a/lessons/3-1-flagship/homework.docx
+++ b/lessons/3-1-flagship/homework.docx
@@ -24,7 +24,7 @@
           <w:i/>
           <w:iCs/>
         </w:rPr>
-        <w:t xml:space="preserve">Lesson 3-1-flagship  •  Standard 6.RP.1</w:t>
+        <w:t xml:space="preserve">Lesson 3-1-flagship  •  Standard 6.AT.1</w:t>
       </w:r>
     </w:p>
     <w:p>
@@ -1025,6 +1025,280 @@
       </w:r>
     </w:p>
     <w:p>
+      <w:pPr>
+        <w:spacing w:after="80" w:before="0"/>
+      </w:pPr>
+      <w:r>
+        <w:rPr>
+          <w:b/>
+          <w:bCs/>
+        </w:rPr>
+        <w:t xml:space="preserve">7. onLevel — Spot the Common Mistake</w:t>
+      </w:r>
+    </w:p>
+    <w:p>
+      <w:pPr>
+        <w:spacing w:after="40" w:before="0"/>
+      </w:pPr>
+      <w:r>
+        <w:t xml:space="preserve">   Step 1 (Read): A student is working on Understand Ratios.</w:t>
+      </w:r>
+    </w:p>
+    <w:p>
+      <w:pPr>
+        <w:spacing w:after="40" w:before="0"/>
+      </w:pPr>
+      <w:r>
+        <w:t xml:space="preserve">   Step 2 (Attempt): They ignored the rule: A ratio compares two quantities, and the order you write them in matters.</w:t>
+      </w:r>
+    </w:p>
+    <w:p>
+      <w:pPr>
+        <w:spacing w:after="40" w:before="0"/>
+      </w:pPr>
+      <w:r>
+        <w:t xml:space="preserve">   Step 3 (Check): The answer does not match the math rule from class.</w:t>
+      </w:r>
+    </w:p>
+    <w:p>
+      <w:pPr>
+        <w:spacing w:after="60" w:before="0"/>
+      </w:pPr>
+      <w:r>
+        <w:rPr>
+          <w:i/>
+          <w:iCs/>
+        </w:rPr>
+        <w:t xml:space="preserve">Which step has the mistake? Explain and fix it:</w:t>
+      </w:r>
+    </w:p>
+    <w:p>
+      <w:pPr>
+        <w:spacing w:after="60" w:before="120"/>
+      </w:pPr>
+      <w:r>
+        <w:rPr>
+          <w:color w:val="BBBBBB"/>
+        </w:rPr>
+        <w:t xml:space="preserve">______________________________________________________________________</w:t>
+      </w:r>
+    </w:p>
+    <w:p>
+      <w:pPr>
+        <w:spacing w:after="60" w:before="120"/>
+      </w:pPr>
+      <w:r>
+        <w:rPr>
+          <w:color w:val="BBBBBB"/>
+        </w:rPr>
+        <w:t xml:space="preserve">______________________________________________________________________</w:t>
+      </w:r>
+    </w:p>
+    <w:p>
+      <w:pPr>
+        <w:spacing w:after="60" w:before="120"/>
+      </w:pPr>
+      <w:r>
+        <w:rPr>
+          <w:color w:val="BBBBBB"/>
+        </w:rPr>
+        <w:t xml:space="preserve">______________________________________________________________________</w:t>
+      </w:r>
+    </w:p>
+    <w:p>
+      <w:pPr>
+        <w:spacing w:after="80" w:before="0"/>
+      </w:pPr>
+      <w:r>
+        <w:rPr>
+          <w:b/>
+          <w:bCs/>
+        </w:rPr>
+        <w:t xml:space="preserve">8. Station 1 — Sauce Bench: Chef Reyes mixes 3 cups of tomato sauce with 2 cups of cream. What is the ratio of tomato sauce to cream?</w:t>
+      </w:r>
+    </w:p>
+    <w:p>
+      <w:pPr>
+        <w:spacing w:after="40" w:before="0"/>
+      </w:pPr>
+      <w:r>
+        <w:t xml:space="preserve">     A. 3:2</w:t>
+      </w:r>
+    </w:p>
+    <w:p>
+      <w:pPr>
+        <w:spacing w:after="40" w:before="0"/>
+      </w:pPr>
+      <w:r>
+        <w:t xml:space="preserve">     B. 2:3</w:t>
+      </w:r>
+    </w:p>
+    <w:p>
+      <w:pPr>
+        <w:spacing w:after="40" w:before="0"/>
+      </w:pPr>
+      <w:r>
+        <w:t xml:space="preserve">     C. 3:5</w:t>
+      </w:r>
+    </w:p>
+    <w:p>
+      <w:pPr>
+        <w:spacing w:after="40" w:before="0"/>
+      </w:pPr>
+      <w:r>
+        <w:t xml:space="preserve">     D. 5:2</w:t>
+      </w:r>
+    </w:p>
+    <w:p>
+      <w:pPr>
+        <w:spacing w:after="60" w:before="120"/>
+      </w:pPr>
+      <w:r>
+        <w:rPr>
+          <w:color w:val="BBBBBB"/>
+        </w:rPr>
+        <w:t xml:space="preserve">______________________________________________________________________</w:t>
+      </w:r>
+    </w:p>
+    <w:p>
+      <w:pPr>
+        <w:spacing w:after="80" w:before="0"/>
+      </w:pPr>
+      <w:r>
+        <w:rPr>
+          <w:b/>
+          <w:bCs/>
+        </w:rPr>
+        <w:t xml:space="preserve">9. Station 2 — Fruit Tray: A tray holds 4 strawberries and 6 blueberries. What is the part-to-whole ratio of strawberries to total berries?</w:t>
+      </w:r>
+    </w:p>
+    <w:p>
+      <w:pPr>
+        <w:spacing w:after="40" w:before="0"/>
+      </w:pPr>
+      <w:r>
+        <w:t xml:space="preserve">     A. 4:10</w:t>
+      </w:r>
+    </w:p>
+    <w:p>
+      <w:pPr>
+        <w:spacing w:after="40" w:before="0"/>
+      </w:pPr>
+      <w:r>
+        <w:t xml:space="preserve">     B. 4:6</w:t>
+      </w:r>
+    </w:p>
+    <w:p>
+      <w:pPr>
+        <w:spacing w:after="40" w:before="0"/>
+      </w:pPr>
+      <w:r>
+        <w:t xml:space="preserve">     C. 6:10</w:t>
+      </w:r>
+    </w:p>
+    <w:p>
+      <w:pPr>
+        <w:spacing w:after="40" w:before="0"/>
+      </w:pPr>
+      <w:r>
+        <w:t xml:space="preserve">     D. 10:4</w:t>
+      </w:r>
+    </w:p>
+    <w:p>
+      <w:pPr>
+        <w:spacing w:after="60" w:before="120"/>
+      </w:pPr>
+      <w:r>
+        <w:rPr>
+          <w:color w:val="BBBBBB"/>
+        </w:rPr>
+        <w:t xml:space="preserve">______________________________________________________________________</w:t>
+      </w:r>
+    </w:p>
+    <w:p>
+      <w:pPr>
+        <w:spacing w:after="80" w:before="0"/>
+      </w:pPr>
+      <w:r>
+        <w:rPr>
+          <w:b/>
+          <w:bCs/>
+        </w:rPr>
+        <w:t xml:space="preserve">10. Station 3 — Recipe Board: Sort each kitchen comparison as a part-to-part ratio or a part-to-whole ratio.</w:t>
+      </w:r>
+    </w:p>
+    <w:p>
+      <w:pPr>
+        <w:spacing w:after="80" w:before="0"/>
+      </w:pPr>
+      <w:r>
+        <w:rPr>
+          <w:i/>
+          <w:iCs/>
+        </w:rPr>
+        <w:t xml:space="preserve">Groups: Part-to-Part   |   Part-to-Whole</w:t>
+      </w:r>
+    </w:p>
+    <w:p>
+      <w:pPr>
+        <w:spacing w:after="40" w:before="0"/>
+      </w:pPr>
+      <w:r>
+        <w:t xml:space="preserve">   • 3 cups flour to 2 cups sugar   → __________________</w:t>
+      </w:r>
+    </w:p>
+    <w:p>
+      <w:pPr>
+        <w:spacing w:after="40" w:before="0"/>
+      </w:pPr>
+      <w:r>
+        <w:t xml:space="preserve">   • 3 cups flour out of 5 cups total   → __________________</w:t>
+      </w:r>
+    </w:p>
+    <w:p>
+      <w:pPr>
+        <w:spacing w:after="40" w:before="0"/>
+      </w:pPr>
+      <w:r>
+        <w:t xml:space="preserve">   • 5 savory dishes to 4 sweet dishes   → __________________</w:t>
+      </w:r>
+    </w:p>
+    <w:p>
+      <w:pPr>
+        <w:spacing w:after="40" w:before="0"/>
+      </w:pPr>
+      <w:r>
+        <w:t xml:space="preserve">   • 4 sweet dishes out of 9 total dishes   → __________________</w:t>
+      </w:r>
+    </w:p>
+    <w:p>
+      <w:pPr>
+        <w:spacing w:after="40" w:before="0"/>
+      </w:pPr>
+      <w:r>
+        <w:t xml:space="preserve">   • 2 eggs to 6 cups of milk   → __________________</w:t>
+      </w:r>
+    </w:p>
+    <w:p>
+      <w:pPr>
+        <w:spacing w:after="40" w:before="0"/>
+      </w:pPr>
+      <w:r>
+        <w:t xml:space="preserve">   • 2 eggs out of 8 total ingredients   → __________________</w:t>
+      </w:r>
+    </w:p>
+    <w:p>
+      <w:pPr>
+        <w:spacing w:after="60" w:before="120"/>
+      </w:pPr>
+      <w:r>
+        <w:rPr>
+          <w:color w:val="BBBBBB"/>
+        </w:rPr>
+        <w:t xml:space="preserve">______________________________________________________________________</w:t>
+      </w:r>
+    </w:p>
+    <w:p>
       <w:r>
         <w:br w:type="page"/>
       </w:r>
@@ -1056,10 +1330,22 @@
     </w:p>
     <w:p>
       <w:pPr>
+        <w:spacing w:after="20" w:before="0"/>
+      </w:pPr>
+      <w:r>
+        <w:t xml:space="preserve">     A ratio compares quantities in the order given. Milk to cream = 4 to 1, or 4:1.</w:t>
+      </w:r>
+    </w:p>
+    <w:p>
+      <w:pPr>
         <w:spacing w:after="80" w:before="0"/>
       </w:pPr>
       <w:r>
-        <w:t xml:space="preserve">     A ratio compares quantities in the order given. Milk to cream = 4 to 1, or 4:1.</w:t>
+        <w:rPr>
+          <w:i/>
+          <w:iCs/>
+        </w:rPr>
+        <w:t xml:space="preserve">     Watch for: A common mistake in Understand Ratios is skipping the key idea: "A ratio compares two quantities, and the order you write them in matters." — always check your work against this rule before you submit.</w:t>
       </w:r>
     </w:p>
     <w:p>
@@ -1076,10 +1362,22 @@
     </w:p>
     <w:p>
       <w:pPr>
+        <w:spacing w:after="20" w:before="0"/>
+      </w:pPr>
+      <w:r>
+        <w:t xml:space="preserve">     Total fruit = 6 + 2 = 8. The part-to-whole ratio of bananas to total fruit is 2:8.</w:t>
+      </w:r>
+    </w:p>
+    <w:p>
+      <w:pPr>
         <w:spacing w:after="80" w:before="0"/>
       </w:pPr>
       <w:r>
-        <w:t xml:space="preserve">     Total fruit = 6 + 2 = 8. The part-to-whole ratio of bananas to total fruit is 2:8.</w:t>
+        <w:rPr>
+          <w:i/>
+          <w:iCs/>
+        </w:rPr>
+        <w:t xml:space="preserve">     Watch for: A common mistake in Understand Ratios is skipping the key idea: "A ratio compares two quantities, and the order you write them in matters." — always check your work against this rule before you submit.</w:t>
       </w:r>
     </w:p>
     <w:p>
@@ -1164,10 +1462,22 @@
     </w:p>
     <w:p>
       <w:pPr>
+        <w:spacing w:after="20" w:before="0"/>
+      </w:pPr>
+      <w:r>
+        <w:t xml:space="preserve">     The ratio of pineapple to melon compares pineapple (3) to melon (5), so the ratio is 3:5.</w:t>
+      </w:r>
+    </w:p>
+    <w:p>
+      <w:pPr>
         <w:spacing w:after="80" w:before="0"/>
       </w:pPr>
       <w:r>
-        <w:t xml:space="preserve">     The ratio of pineapple to melon compares pineapple (3) to melon (5), so the ratio is 3:5.</w:t>
+        <w:rPr>
+          <w:i/>
+          <w:iCs/>
+        </w:rPr>
+        <w:t xml:space="preserve">     Watch for: A common mistake in Understand Ratios is skipping the key idea: "A ratio compares two quantities, and the order you write them in matters." — always check your work against this rule before you submit.</w:t>
       </w:r>
     </w:p>
     <w:p>
@@ -1252,10 +1562,182 @@
     </w:p>
     <w:p>
       <w:pPr>
+        <w:spacing w:after="20" w:before="0"/>
+      </w:pPr>
+      <w:r>
+        <w:t xml:space="preserve">     Total vehicles = 10 + 6 = 16. The ratio of trucks to total is 6:16.</w:t>
+      </w:r>
+    </w:p>
+    <w:p>
+      <w:pPr>
         <w:spacing w:after="80" w:before="0"/>
       </w:pPr>
       <w:r>
-        <w:t xml:space="preserve">     Total vehicles = 10 + 6 = 16. The ratio of trucks to total is 6:16.</w:t>
+        <w:rPr>
+          <w:i/>
+          <w:iCs/>
+        </w:rPr>
+        <w:t xml:space="preserve">     Watch for: A common mistake in Understand Ratios is skipping the key idea: "A ratio compares two quantities, and the order you write them in matters." — always check your work against this rule before you submit.</w:t>
+      </w:r>
+    </w:p>
+    <w:p>
+      <w:pPr>
+        <w:spacing w:after="40" w:before="0"/>
+      </w:pPr>
+      <w:r>
+        <w:rPr>
+          <w:b/>
+          <w:bCs/>
+        </w:rPr>
+        <w:t xml:space="preserve">7. onLevel — Spot the Common Mistake</w:t>
+      </w:r>
+    </w:p>
+    <w:p>
+      <w:pPr>
+        <w:spacing w:after="20" w:before="0"/>
+      </w:pPr>
+      <w:r>
+        <w:t xml:space="preserve">     The mistake is in Step 2.</w:t>
+      </w:r>
+    </w:p>
+    <w:p>
+      <w:pPr>
+        <w:spacing w:after="20" w:before="0"/>
+      </w:pPr>
+      <w:r>
+        <w:t xml:space="preserve">     Correct work: Follow the key idea: A ratio compares two quantities, and the order you write them in matters.</w:t>
+      </w:r>
+    </w:p>
+    <w:p>
+      <w:pPr>
+        <w:spacing w:after="40" w:before="0"/>
+      </w:pPr>
+      <w:r>
+        <w:rPr>
+          <w:b/>
+          <w:bCs/>
+        </w:rPr>
+        <w:t xml:space="preserve">8. A. 3:2</w:t>
+      </w:r>
+    </w:p>
+    <w:p>
+      <w:pPr>
+        <w:spacing w:after="20" w:before="0"/>
+      </w:pPr>
+      <w:r>
+        <w:t xml:space="preserve">     A ratio compares the two amounts in the order named. Tomato sauce to cream = 3 to 2, written 3:2.</w:t>
+      </w:r>
+    </w:p>
+    <w:p>
+      <w:pPr>
+        <w:spacing w:after="80" w:before="0"/>
+      </w:pPr>
+      <w:r>
+        <w:rPr>
+          <w:i/>
+          <w:iCs/>
+        </w:rPr>
+        <w:t xml:space="preserve">     Watch for: A common mistake in Understand Ratios is skipping the key idea: "A ratio compares two quantities, and the order you write them in matters." — always check your work against this rule before you submit.</w:t>
+      </w:r>
+    </w:p>
+    <w:p>
+      <w:pPr>
+        <w:spacing w:after="40" w:before="0"/>
+      </w:pPr>
+      <w:r>
+        <w:rPr>
+          <w:b/>
+          <w:bCs/>
+        </w:rPr>
+        <w:t xml:space="preserve">9. A. 4:10</w:t>
+      </w:r>
+    </w:p>
+    <w:p>
+      <w:pPr>
+        <w:spacing w:after="20" w:before="0"/>
+      </w:pPr>
+      <w:r>
+        <w:t xml:space="preserve">     Total berries = 4 + 6 = 10. The part-to-whole ratio of strawberries to total is 4:10.</w:t>
+      </w:r>
+    </w:p>
+    <w:p>
+      <w:pPr>
+        <w:spacing w:after="80" w:before="0"/>
+      </w:pPr>
+      <w:r>
+        <w:rPr>
+          <w:i/>
+          <w:iCs/>
+        </w:rPr>
+        <w:t xml:space="preserve">     Watch for: A common mistake in Understand Ratios is skipping the key idea: "A ratio compares two quantities, and the order you write them in matters." — always check your work against this rule before you submit.</w:t>
+      </w:r>
+    </w:p>
+    <w:p>
+      <w:pPr>
+        <w:spacing w:after="40" w:before="0"/>
+      </w:pPr>
+      <w:r>
+        <w:rPr>
+          <w:b/>
+          <w:bCs/>
+        </w:rPr>
+        <w:t xml:space="preserve">10. Correct groups:</w:t>
+      </w:r>
+    </w:p>
+    <w:p>
+      <w:pPr>
+        <w:spacing w:after="20" w:before="0"/>
+      </w:pPr>
+      <w:r>
+        <w:t xml:space="preserve">     3 cups flour to 2 cups sugar → Part-to-Part</w:t>
+      </w:r>
+    </w:p>
+    <w:p>
+      <w:pPr>
+        <w:spacing w:after="20" w:before="0"/>
+      </w:pPr>
+      <w:r>
+        <w:t xml:space="preserve">     3 cups flour out of 5 cups total → Part-to-Whole</w:t>
+      </w:r>
+    </w:p>
+    <w:p>
+      <w:pPr>
+        <w:spacing w:after="20" w:before="0"/>
+      </w:pPr>
+      <w:r>
+        <w:t xml:space="preserve">     5 savory dishes to 4 sweet dishes → Part-to-Part</w:t>
+      </w:r>
+    </w:p>
+    <w:p>
+      <w:pPr>
+        <w:spacing w:after="20" w:before="0"/>
+      </w:pPr>
+      <w:r>
+        <w:t xml:space="preserve">     4 sweet dishes out of 9 total dishes → Part-to-Whole</w:t>
+      </w:r>
+    </w:p>
+    <w:p>
+      <w:pPr>
+        <w:spacing w:after="20" w:before="0"/>
+      </w:pPr>
+      <w:r>
+        <w:t xml:space="preserve">     2 eggs to 6 cups of milk → Part-to-Part</w:t>
+      </w:r>
+    </w:p>
+    <w:p>
+      <w:pPr>
+        <w:spacing w:after="20" w:before="0"/>
+      </w:pPr>
+      <w:r>
+        <w:t xml:space="preserve">     2 eggs out of 8 total ingredients → Part-to-Whole</w:t>
+      </w:r>
+    </w:p>
+    <w:p>
+      <w:pPr>
+        <w:spacing w:after="40" w:before="0"/>
+      </w:pPr>
+      <w:r>
+        <w:t xml:space="preserve"/>
       </w:r>
     </w:p>
     <w:sectPr>

--- a/lessons/3-1-flagship/homework.docx
+++ b/lessons/3-1-flagship/homework.docx
@@ -1033,31 +1033,31 @@
           <w:b/>
           <w:bCs/>
         </w:rPr>
-        <w:t xml:space="preserve">7. onLevel — Spot the Common Mistake</w:t>
-      </w:r>
-    </w:p>
-    <w:p>
-      <w:pPr>
-        <w:spacing w:after="40" w:before="0"/>
-      </w:pPr>
-      <w:r>
-        <w:t xml:space="preserve">   Step 1 (Read): A student is working on Understand Ratios.</w:t>
-      </w:r>
-    </w:p>
-    <w:p>
-      <w:pPr>
-        <w:spacing w:after="40" w:before="0"/>
-      </w:pPr>
-      <w:r>
-        <w:t xml:space="preserve">   Step 2 (Attempt): They ignored the rule: A ratio compares two quantities, and the order you write them in matters.</w:t>
-      </w:r>
-    </w:p>
-    <w:p>
-      <w:pPr>
-        <w:spacing w:after="40" w:before="0"/>
-      </w:pPr>
-      <w:r>
-        <w:t xml:space="preserve">   Step 3 (Check): The answer does not match the math rule from class.</w:t>
+        <w:t xml:space="preserve">7. Spot Dana's Mistake</w:t>
+      </w:r>
+    </w:p>
+    <w:p>
+      <w:pPr>
+        <w:spacing w:after="40" w:before="0"/>
+      </w:pPr>
+      <w:r>
+        <w:t xml:space="preserve">   Step 1 (Read the problem): A bowl has 3 apples and 4 oranges. Write the part-to-whole ratio of apples to total fruit.</w:t>
+      </w:r>
+    </w:p>
+    <w:p>
+      <w:pPr>
+        <w:spacing w:after="40" w:before="0"/>
+      </w:pPr>
+      <w:r>
+        <w:t xml:space="preserve">   Step 2 (Find the total): 3 + 4 = 7 pieces of fruit total.</w:t>
+      </w:r>
+    </w:p>
+    <w:p>
+      <w:pPr>
+        <w:spacing w:after="40" w:before="0"/>
+      </w:pPr>
+      <w:r>
+        <w:t xml:space="preserve">   Step 3 (Write the ratio): Apples to total = 3:4.</w:t>
       </w:r>
     </w:p>
     <w:p>
@@ -1345,7 +1345,7 @@
           <w:i/>
           <w:iCs/>
         </w:rPr>
-        <w:t xml:space="preserve">     Watch for: A common mistake in Understand Ratios is skipping the key idea: "A ratio compares two quantities, and the order you write them in matters." — always check your work against this rule before you submit.</w:t>
+        <w:t xml:space="preserve">     Watch for: A common mistake in Understand Ratios is writing the ratio in the wrong order: Chef Reyes's cookie recipe uses 3 cups of flour for every 2 cups of sugar, but when asked for the ratio of flour to sugar, some students write 2:3 instead of 3:2 because they default to whichever ingredient comes to mind first instead of the order named in the question. The ratio 3:2 means 3 cups of flour for every 2 cups of sugar; 2:3 would mean only 2 cups of flour for every 3 cups of sugar — a much soupier dough. Always match the order of your ratio to the order the question names: "flour to sugar" means the flour number comes first, giving 3:2.</w:t>
       </w:r>
     </w:p>
     <w:p>
@@ -1377,7 +1377,7 @@
           <w:i/>
           <w:iCs/>
         </w:rPr>
-        <w:t xml:space="preserve">     Watch for: A common mistake in Understand Ratios is skipping the key idea: "A ratio compares two quantities, and the order you write them in matters." — always check your work against this rule before you submit.</w:t>
+        <w:t xml:space="preserve">     Watch for: A common mistake in Understand Ratios is writing the ratio in the wrong order: Chef Reyes's cookie recipe uses 3 cups of flour for every 2 cups of sugar, but when asked for the ratio of flour to sugar, some students write 2:3 instead of 3:2 because they default to whichever ingredient comes to mind first instead of the order named in the question. The ratio 3:2 means 3 cups of flour for every 2 cups of sugar; 2:3 would mean only 2 cups of flour for every 3 cups of sugar — a much soupier dough. Always match the order of your ratio to the order the question names: "flour to sugar" means the flour number comes first, giving 3:2.</w:t>
       </w:r>
     </w:p>
     <w:p>
@@ -1477,7 +1477,7 @@
           <w:i/>
           <w:iCs/>
         </w:rPr>
-        <w:t xml:space="preserve">     Watch for: A common mistake in Understand Ratios is skipping the key idea: "A ratio compares two quantities, and the order you write them in matters." — always check your work against this rule before you submit.</w:t>
+        <w:t xml:space="preserve">     Watch for: A common mistake in Understand Ratios is writing the ratio in the wrong order: Chef Reyes's cookie recipe uses 3 cups of flour for every 2 cups of sugar, but when asked for the ratio of flour to sugar, some students write 2:3 instead of 3:2 because they default to whichever ingredient comes to mind first instead of the order named in the question. The ratio 3:2 means 3 cups of flour for every 2 cups of sugar; 2:3 would mean only 2 cups of flour for every 3 cups of sugar — a much soupier dough. Always match the order of your ratio to the order the question names: "flour to sugar" means the flour number comes first, giving 3:2.</w:t>
       </w:r>
     </w:p>
     <w:p>
@@ -1577,35 +1577,35 @@
           <w:i/>
           <w:iCs/>
         </w:rPr>
-        <w:t xml:space="preserve">     Watch for: A common mistake in Understand Ratios is skipping the key idea: "A ratio compares two quantities, and the order you write them in matters." — always check your work against this rule before you submit.</w:t>
-      </w:r>
-    </w:p>
-    <w:p>
-      <w:pPr>
-        <w:spacing w:after="40" w:before="0"/>
-      </w:pPr>
-      <w:r>
-        <w:rPr>
-          <w:b/>
-          <w:bCs/>
-        </w:rPr>
-        <w:t xml:space="preserve">7. onLevel — Spot the Common Mistake</w:t>
-      </w:r>
-    </w:p>
-    <w:p>
-      <w:pPr>
-        <w:spacing w:after="20" w:before="0"/>
-      </w:pPr>
-      <w:r>
-        <w:t xml:space="preserve">     The mistake is in Step 2.</w:t>
-      </w:r>
-    </w:p>
-    <w:p>
-      <w:pPr>
-        <w:spacing w:after="20" w:before="0"/>
-      </w:pPr>
-      <w:r>
-        <w:t xml:space="preserve">     Correct work: Follow the key idea: A ratio compares two quantities, and the order you write them in matters.</w:t>
+        <w:t xml:space="preserve">     Watch for: A common mistake in Understand Ratios is writing the ratio in the wrong order: Chef Reyes's cookie recipe uses 3 cups of flour for every 2 cups of sugar, but when asked for the ratio of flour to sugar, some students write 2:3 instead of 3:2 because they default to whichever ingredient comes to mind first instead of the order named in the question. The ratio 3:2 means 3 cups of flour for every 2 cups of sugar; 2:3 would mean only 2 cups of flour for every 3 cups of sugar — a much soupier dough. Always match the order of your ratio to the order the question names: "flour to sugar" means the flour number comes first, giving 3:2.</w:t>
+      </w:r>
+    </w:p>
+    <w:p>
+      <w:pPr>
+        <w:spacing w:after="40" w:before="0"/>
+      </w:pPr>
+      <w:r>
+        <w:rPr>
+          <w:b/>
+          <w:bCs/>
+        </w:rPr>
+        <w:t xml:space="preserve">7. Spot Dana's Mistake</w:t>
+      </w:r>
+    </w:p>
+    <w:p>
+      <w:pPr>
+        <w:spacing w:after="20" w:before="0"/>
+      </w:pPr>
+      <w:r>
+        <w:t xml:space="preserve">     The mistake is in Step 3.</w:t>
+      </w:r>
+    </w:p>
+    <w:p>
+      <w:pPr>
+        <w:spacing w:after="20" w:before="0"/>
+      </w:pPr>
+      <w:r>
+        <w:t xml:space="preserve">     Correct work: A part-to-whole ratio compares the part to the total, not to the other part. The correct ratio is 3:7 (3 apples out of 7 total), not 3:4.</w:t>
       </w:r>
     </w:p>
     <w:p>
@@ -1637,7 +1637,7 @@
           <w:i/>
           <w:iCs/>
         </w:rPr>
-        <w:t xml:space="preserve">     Watch for: A common mistake in Understand Ratios is skipping the key idea: "A ratio compares two quantities, and the order you write them in matters." — always check your work against this rule before you submit.</w:t>
+        <w:t xml:space="preserve">     Watch for: A common mistake in Understand Ratios is writing the ratio in the wrong order: Chef Reyes's cookie recipe uses 3 cups of flour for every 2 cups of sugar, but when asked for the ratio of flour to sugar, some students write 2:3 instead of 3:2 because they default to whichever ingredient comes to mind first instead of the order named in the question. The ratio 3:2 means 3 cups of flour for every 2 cups of sugar; 2:3 would mean only 2 cups of flour for every 3 cups of sugar — a much soupier dough. Always match the order of your ratio to the order the question names: "flour to sugar" means the flour number comes first, giving 3:2.</w:t>
       </w:r>
     </w:p>
     <w:p>
@@ -1669,7 +1669,7 @@
           <w:i/>
           <w:iCs/>
         </w:rPr>
-        <w:t xml:space="preserve">     Watch for: A common mistake in Understand Ratios is skipping the key idea: "A ratio compares two quantities, and the order you write them in matters." — always check your work against this rule before you submit.</w:t>
+        <w:t xml:space="preserve">     Watch for: A common mistake in Understand Ratios is writing the ratio in the wrong order: Chef Reyes's cookie recipe uses 3 cups of flour for every 2 cups of sugar, but when asked for the ratio of flour to sugar, some students write 2:3 instead of 3:2 because they default to whichever ingredient comes to mind first instead of the order named in the question. The ratio 3:2 means 3 cups of flour for every 2 cups of sugar; 2:3 would mean only 2 cups of flour for every 3 cups of sugar — a much soupier dough. Always match the order of your ratio to the order the question names: "flour to sugar" means the flour number comes first, giving 3:2.</w:t>
       </w:r>
     </w:p>
     <w:p>
